--- a/LAIF_Policy_Paper.docx
+++ b/LAIF_Policy_Paper.docx
@@ -28,6 +28,11 @@
           <w:sz w:val="26"/>
         </w:rPr>
         <w:t>A Constitutional Framework for AI Governance  |  Policy Paper  |  April 2026</w:t>
+      </w:r>
+    </w:p>
+    <w:p>
+      <w:r>
+        <w:t>Related LAIF documents: LAIF v1.2 Principal Text · PDCA-Full Assessment (GPT-4 Clinical) · Compliance Toolkit v1.1 · Regulatory Integration Guide · Case Analysis · Policy Paper</w:t>
       </w:r>
     </w:p>
     <w:p>
